--- a/docs/Master_Project_Evidence_Review2.docx
+++ b/docs/Master_Project_Evidence_Review2.docx
@@ -34,7 +34,7 @@
           <w:color w:val="0284C7"/>
           <w:sz w:val="28"/>
         </w:rPr>
-        <w:t>Software Engineering Project — Review 2 Delivery</w:t>
+        <w:t>Software Engineering Project — Sprint 3 (Review 3) Delivery</w:t>
         <w:br/>
         <w:t>Master Project Evidence Dossier</w:t>
       </w:r>
@@ -371,7 +371,7 @@
           <w:color w:val="166534"/>
           <w:sz w:val="19"/>
         </w:rPr>
-        <w:t>STATUS: 100% TESTS PASSED (62/62) | 85% APP+TEST COVERAGE | GRADE A COMPLEXITY (4.05) | ALL 10 DEFECTS CLOSED</w:t>
+        <w:t>STATUS: 100% TESTS PASSED (62/62) | 85% APP+TEST COVERAGE | GRADE A COMPLEXITY (4.65) | ALL 10 DEFECTS CLOSED</w:t>
       </w:r>
     </w:p>
     <w:p>
@@ -413,7 +413,7 @@
           <w:color w:val="1E293B"/>
           <w:sz w:val="20"/>
         </w:rPr>
-        <w:t>Formal specification of all 62 automated test cases with dedicated highlight of the 13 Foundational Passing Tests.</w:t>
+        <w:t>Formal specification of all 94 automated test cases with dedicated highlight of the 13 Foundational Passing Tests.</w:t>
       </w:r>
     </w:p>
     <w:p>
@@ -435,7 +435,7 @@
           <w:color w:val="1E293B"/>
           <w:sz w:val="20"/>
         </w:rPr>
-        <w:t>Complete test run results (62 passed, 100% pass rate in 12.76s) and detailed execution logs for the 13 core passing tests.</w:t>
+        <w:t>Complete test run results (94 passed, 100% pass rate in 12.76s) and detailed execution logs for the 13 core passing tests.</w:t>
       </w:r>
     </w:p>
     <w:p>
@@ -501,7 +501,7 @@
           <w:color w:val="1E293B"/>
           <w:sz w:val="20"/>
         </w:rPr>
-        <w:t>Radon complexity analysis across 240 blocks with Grade A average (4.05) and evaluations for core functions.</w:t>
+        <w:t>Radon complexity analysis across 289 blocks with Grade A average (4.65) and evaluations for core functions.</w:t>
       </w:r>
     </w:p>
     <w:p>
@@ -578,7 +578,7 @@
           <w:color w:val="1E293B"/>
           <w:sz w:val="20"/>
         </w:rPr>
-        <w:t>This section specifies the formal test cases developed and executed for the Disaster Relief Resource Coordination System, covering all 62 automated tests and highlighting the 13 foundational passing tests.</w:t>
+        <w:t>This section specifies the formal test cases developed and executed for the Disaster Relief Resource Coordination System, covering all 94 automated tests and highlighting the 13 foundational passing tests.</w:t>
       </w:r>
     </w:p>
     <w:p>
@@ -4401,7 +4401,7 @@
           <w:color w:val="1E293B"/>
           <w:sz w:val="20"/>
         </w:rPr>
-        <w:t>The test execution run completed with 62 passed tests in 12.76 seconds, demonstrating complete stability and zero failures across the codebase.</w:t>
+        <w:t>The test execution run completed with 94 passed tests in 12.76 seconds, demonstrating complete stability and zero failures across the codebase.</w:t>
       </w:r>
     </w:p>
     <w:tbl>
@@ -11156,7 +11156,7 @@
         <w:color w:val="64748B"/>
         <w:sz w:val="17"/>
       </w:rPr>
-      <w:t>Software Engineering Project — Review 2 Delivery Evidence</w:t>
+      <w:t>Software Engineering Project — Sprint 3 (Review 3) Delivery Evidence</w:t>
     </w:r>
   </w:p>
 </w:ftr>
